--- a/Xceed.Words.NET.Examples/Samples/Document/Output/AddCustomProperties.docx
+++ b/Xceed.Words.NET.Examples/Samples/Document/Output/AddCustomProperties.docx
@@ -9,7 +9,7 @@
       </w:pPr>
       <w:r>
         <w:rPr>
-          <w:lang w:val="en-US"/>
+          <w:lang w:val="en-CA"/>
           <w:sz w:val="30"/>
           <w:szCs w:val="30"/>
         </w:rPr>
@@ -22,7 +22,7 @@
       </w:pPr>
       <w:r>
         <w:rPr>
-          <w:lang w:val="en-US"/>
+          <w:lang w:val="en-CA"/>
         </w:rPr>
         <w:t xml:space="preserve">This document contains </w:t>
       </w:r>
@@ -37,7 +37,7 @@
       <w:pPr/>
       <w:r>
         <w:rPr>
-          <w:lang w:val="en-US"/>
+          <w:lang w:val="en-CA"/>
         </w:rPr>
         <w:t>CompanyName</w:t>
       </w:r>
@@ -55,7 +55,7 @@
       <w:pPr/>
       <w:r>
         <w:rPr>
-          <w:lang w:val="en-US"/>
+          <w:lang w:val="en-CA"/>
         </w:rPr>
         <w:t>Product</w:t>
       </w:r>
@@ -73,7 +73,7 @@
       <w:pPr/>
       <w:r>
         <w:rPr>
-          <w:lang w:val="en-US"/>
+          <w:lang w:val="en-CA"/>
         </w:rPr>
         <w:t>Address</w:t>
       </w:r>
@@ -91,7 +91,7 @@
       <w:pPr/>
       <w:r>
         <w:rPr>
-          <w:lang w:val="en-US"/>
+          <w:lang w:val="en-CA"/>
         </w:rPr>
         <w:t>Date</w:t>
       </w:r>
@@ -99,7 +99,7 @@
         <w:t xml:space="preserve"> = </w:t>
       </w:r>
       <w:r>
-        <w:t>9/9/2025 10:27:50 AM</w:t>
+        <w:t>2026-06-11 9:55:52 AM</w:t>
       </w:r>
       <w:r>
         <w:br/>
@@ -127,7 +127,7 @@
         <w:rFonts w:asciiTheme="minorHAnsi" w:eastAsiaTheme="minorHAnsi" w:hAnsiTheme="minorHAnsi" w:cstheme="minorBidi"/>
         <w:sz w:val="22"/>
         <w:szCs w:val="22"/>
-        <w:lang w:val="en-US" w:eastAsia="en-US" w:bidi="ar-SA"/>
+        <w:lang w:val="en-CA" w:eastAsia="en-US" w:bidi="ar-SA"/>
       </w:rPr>
     </w:rPrDefault>
     <w:pPrDefault/>
